--- a/KIRAN HUSNAIN_timetable.docx
+++ b/KIRAN HUSNAIN_timetable.docx
@@ -22,92 +22,116 @@
         <w:tblLook w:firstColumn="1" w:firstRow="1" w:lastColumn="0" w:lastRow="0" w:noHBand="0" w:noVBand="1" w:val="04A0"/>
       </w:tblPr>
       <w:tblGrid>
-        <w:gridCol w:w="1080"/>
-        <w:gridCol w:w="1080"/>
-        <w:gridCol w:w="1080"/>
-        <w:gridCol w:w="1080"/>
-        <w:gridCol w:w="1080"/>
-        <w:gridCol w:w="1080"/>
-        <w:gridCol w:w="1080"/>
-        <w:gridCol w:w="1080"/>
+        <w:gridCol w:w="1530"/>
+        <w:gridCol w:w="1530"/>
+        <w:gridCol w:w="1530"/>
+        <w:gridCol w:w="1530"/>
+        <w:gridCol w:w="1530"/>
+        <w:gridCol w:w="1530"/>
+        <w:gridCol w:w="1530"/>
+        <w:gridCol w:w="1530"/>
       </w:tblGrid>
       <w:tr>
         <w:tc>
           <w:tcPr>
-            <w:tcW w:type="dxa" w:w="1080"/>
+            <w:tcW w:type="dxa" w:w="1530"/>
           </w:tcPr>
           <w:p>
             <w:r>
+              <w:rPr>
+                <w:b/>
+              </w:rPr>
               <w:t>Period</w:t>
             </w:r>
           </w:p>
         </w:tc>
         <w:tc>
           <w:tcPr>
-            <w:tcW w:type="dxa" w:w="1080"/>
+            <w:tcW w:type="dxa" w:w="1530"/>
           </w:tcPr>
           <w:p>
             <w:r>
-              <w:t>Mon-Thu Time</w:t>
+              <w:rPr>
+                <w:b/>
+              </w:rPr>
+              <w:t>Mon-Wed Time</w:t>
             </w:r>
           </w:p>
         </w:tc>
         <w:tc>
           <w:tcPr>
-            <w:tcW w:type="dxa" w:w="1080"/>
+            <w:tcW w:type="dxa" w:w="1530"/>
           </w:tcPr>
           <w:p>
             <w:r>
+              <w:rPr>
+                <w:b/>
+              </w:rPr>
               <w:t>Mon</w:t>
             </w:r>
           </w:p>
         </w:tc>
         <w:tc>
           <w:tcPr>
-            <w:tcW w:type="dxa" w:w="1080"/>
+            <w:tcW w:type="dxa" w:w="1530"/>
           </w:tcPr>
           <w:p>
             <w:r>
+              <w:rPr>
+                <w:b/>
+              </w:rPr>
               <w:t>Tue</w:t>
             </w:r>
           </w:p>
         </w:tc>
         <w:tc>
           <w:tcPr>
-            <w:tcW w:type="dxa" w:w="1080"/>
+            <w:tcW w:type="dxa" w:w="1530"/>
           </w:tcPr>
           <w:p>
             <w:r>
+              <w:rPr>
+                <w:b/>
+              </w:rPr>
               <w:t>Wed</w:t>
             </w:r>
           </w:p>
         </w:tc>
         <w:tc>
           <w:tcPr>
-            <w:tcW w:type="dxa" w:w="1080"/>
+            <w:tcW w:type="dxa" w:w="1530"/>
           </w:tcPr>
           <w:p>
             <w:r>
+              <w:rPr>
+                <w:b/>
+              </w:rPr>
               <w:t>Thu</w:t>
             </w:r>
           </w:p>
         </w:tc>
         <w:tc>
           <w:tcPr>
-            <w:tcW w:type="dxa" w:w="1080"/>
+            <w:tcW w:type="dxa" w:w="1530"/>
           </w:tcPr>
           <w:p>
             <w:r>
+              <w:rPr>
+                <w:b/>
+              </w:rPr>
               <w:t>Fri</w:t>
             </w:r>
           </w:p>
         </w:tc>
         <w:tc>
           <w:tcPr>
-            <w:tcW w:type="dxa" w:w="1080"/>
+            <w:tcW w:type="dxa" w:w="1530"/>
           </w:tcPr>
           <w:p>
             <w:r>
+              <w:rPr>
+                <w:b/>
+              </w:rPr>
               <w:t>Fri Time</w:t>
             </w:r>
           </w:p>
@@ -116,7 +140,7 @@
       <w:tr>
         <w:tc>
           <w:tcPr>
-            <w:tcW w:type="dxa" w:w="1080"/>
+            <w:tcW w:type="dxa" w:w="1530"/>
           </w:tcPr>
           <w:p>
             <w:r>
@@ -126,7 +150,7 @@
         </w:tc>
         <w:tc>
           <w:tcPr>
-            <w:tcW w:type="dxa" w:w="1080"/>
+            <w:tcW w:type="dxa" w:w="1530"/>
           </w:tcPr>
           <w:p>
             <w:r>
@@ -136,7 +160,7 @@
         </w:tc>
         <w:tc>
           <w:tcPr>
-            <w:tcW w:type="dxa" w:w="1080"/>
+            <w:tcW w:type="dxa" w:w="1530"/>
           </w:tcPr>
           <w:p>
             <w:r>
@@ -148,7 +172,7 @@
         </w:tc>
         <w:tc>
           <w:tcPr>
-            <w:tcW w:type="dxa" w:w="1080"/>
+            <w:tcW w:type="dxa" w:w="1530"/>
           </w:tcPr>
           <w:p>
             <w:r>
@@ -160,7 +184,7 @@
         </w:tc>
         <w:tc>
           <w:tcPr>
-            <w:tcW w:type="dxa" w:w="1080"/>
+            <w:tcW w:type="dxa" w:w="1530"/>
           </w:tcPr>
           <w:p>
             <w:r>
@@ -172,7 +196,7 @@
         </w:tc>
         <w:tc>
           <w:tcPr>
-            <w:tcW w:type="dxa" w:w="1080"/>
+            <w:tcW w:type="dxa" w:w="1530"/>
           </w:tcPr>
           <w:p>
             <w:r>
@@ -184,7 +208,7 @@
         </w:tc>
         <w:tc>
           <w:tcPr>
-            <w:tcW w:type="dxa" w:w="1080"/>
+            <w:tcW w:type="dxa" w:w="1530"/>
           </w:tcPr>
           <w:p>
             <w:r/>
@@ -192,7 +216,7 @@
         </w:tc>
         <w:tc>
           <w:tcPr>
-            <w:tcW w:type="dxa" w:w="1080"/>
+            <w:tcW w:type="dxa" w:w="1530"/>
           </w:tcPr>
           <w:p>
             <w:r>
@@ -204,7 +228,7 @@
       <w:tr>
         <w:tc>
           <w:tcPr>
-            <w:tcW w:type="dxa" w:w="1080"/>
+            <w:tcW w:type="dxa" w:w="1530"/>
           </w:tcPr>
           <w:p>
             <w:r>
@@ -214,7 +238,7 @@
         </w:tc>
         <w:tc>
           <w:tcPr>
-            <w:tcW w:type="dxa" w:w="1080"/>
+            <w:tcW w:type="dxa" w:w="1530"/>
           </w:tcPr>
           <w:p>
             <w:r>
@@ -224,7 +248,7 @@
         </w:tc>
         <w:tc>
           <w:tcPr>
-            <w:tcW w:type="dxa" w:w="1080"/>
+            <w:tcW w:type="dxa" w:w="1530"/>
           </w:tcPr>
           <w:p>
             <w:r/>
@@ -232,7 +256,399 @@
         </w:tc>
         <w:tc>
           <w:tcPr>
-            <w:tcW w:type="dxa" w:w="1080"/>
+            <w:tcW w:type="dxa" w:w="1530"/>
+          </w:tcPr>
+          <w:p>
+            <w:r/>
+          </w:p>
+        </w:tc>
+        <w:tc>
+          <w:tcPr>
+            <w:tcW w:type="dxa" w:w="1530"/>
+          </w:tcPr>
+          <w:p>
+            <w:r/>
+          </w:p>
+        </w:tc>
+        <w:tc>
+          <w:tcPr>
+            <w:tcW w:type="dxa" w:w="1530"/>
+          </w:tcPr>
+          <w:p>
+            <w:r>
+              <w:t>10D</w:t>
+              <w:br/>
+              <w:t>PHYSICS</w:t>
+            </w:r>
+          </w:p>
+        </w:tc>
+        <w:tc>
+          <w:tcPr>
+            <w:tcW w:type="dxa" w:w="1530"/>
+          </w:tcPr>
+          <w:p>
+            <w:r/>
+          </w:p>
+        </w:tc>
+        <w:tc>
+          <w:tcPr>
+            <w:tcW w:type="dxa" w:w="1530"/>
+          </w:tcPr>
+          <w:p>
+            <w:r>
+              <w:t>8:40-9:15</w:t>
+            </w:r>
+          </w:p>
+        </w:tc>
+      </w:tr>
+      <w:tr>
+        <w:tc>
+          <w:tcPr>
+            <w:tcW w:type="dxa" w:w="1530"/>
+          </w:tcPr>
+          <w:p>
+            <w:r>
+              <w:t>P3</w:t>
+            </w:r>
+          </w:p>
+        </w:tc>
+        <w:tc>
+          <w:tcPr>
+            <w:tcW w:type="dxa" w:w="1530"/>
+          </w:tcPr>
+          <w:p>
+            <w:r>
+              <w:t>9:30-10:10</w:t>
+            </w:r>
+          </w:p>
+        </w:tc>
+        <w:tc>
+          <w:tcPr>
+            <w:tcW w:type="dxa" w:w="1530"/>
+          </w:tcPr>
+          <w:p>
+            <w:r/>
+          </w:p>
+        </w:tc>
+        <w:tc>
+          <w:tcPr>
+            <w:tcW w:type="dxa" w:w="1530"/>
+          </w:tcPr>
+          <w:p>
+            <w:r/>
+          </w:p>
+        </w:tc>
+        <w:tc>
+          <w:tcPr>
+            <w:tcW w:type="dxa" w:w="1530"/>
+          </w:tcPr>
+          <w:p>
+            <w:r/>
+          </w:p>
+        </w:tc>
+        <w:tc>
+          <w:tcPr>
+            <w:tcW w:type="dxa" w:w="1530"/>
+          </w:tcPr>
+          <w:p>
+            <w:r>
+              <w:t>10E</w:t>
+              <w:br/>
+              <w:t>PHYSICS</w:t>
+            </w:r>
+          </w:p>
+        </w:tc>
+        <w:tc>
+          <w:tcPr>
+            <w:tcW w:type="dxa" w:w="1530"/>
+          </w:tcPr>
+          <w:p>
+            <w:r/>
+          </w:p>
+        </w:tc>
+        <w:tc>
+          <w:tcPr>
+            <w:tcW w:type="dxa" w:w="1530"/>
+          </w:tcPr>
+          <w:p>
+            <w:r>
+              <w:t>9:15-9:50</w:t>
+            </w:r>
+          </w:p>
+        </w:tc>
+      </w:tr>
+      <w:tr>
+        <w:tc>
+          <w:tcPr>
+            <w:tcW w:type="dxa" w:w="1530"/>
+          </w:tcPr>
+          <w:p>
+            <w:r>
+              <w:t>P4</w:t>
+            </w:r>
+          </w:p>
+        </w:tc>
+        <w:tc>
+          <w:tcPr>
+            <w:tcW w:type="dxa" w:w="1530"/>
+          </w:tcPr>
+          <w:p>
+            <w:r>
+              <w:t>10:10-10:50</w:t>
+            </w:r>
+          </w:p>
+        </w:tc>
+        <w:tc>
+          <w:tcPr>
+            <w:tcW w:type="dxa" w:w="1530"/>
+          </w:tcPr>
+          <w:p>
+            <w:r/>
+          </w:p>
+        </w:tc>
+        <w:tc>
+          <w:tcPr>
+            <w:tcW w:type="dxa" w:w="1530"/>
+          </w:tcPr>
+          <w:p>
+            <w:r/>
+          </w:p>
+        </w:tc>
+        <w:tc>
+          <w:tcPr>
+            <w:tcW w:type="dxa" w:w="1530"/>
+          </w:tcPr>
+          <w:p>
+            <w:r/>
+          </w:p>
+        </w:tc>
+        <w:tc>
+          <w:tcPr>
+            <w:tcW w:type="dxa" w:w="1530"/>
+          </w:tcPr>
+          <w:p>
+            <w:r/>
+          </w:p>
+        </w:tc>
+        <w:tc>
+          <w:tcPr>
+            <w:tcW w:type="dxa" w:w="1530"/>
+          </w:tcPr>
+          <w:p>
+            <w:r/>
+          </w:p>
+        </w:tc>
+        <w:tc>
+          <w:tcPr>
+            <w:tcW w:type="dxa" w:w="1530"/>
+          </w:tcPr>
+          <w:p>
+            <w:r>
+              <w:t>9:50-10:25</w:t>
+            </w:r>
+          </w:p>
+        </w:tc>
+      </w:tr>
+      <w:tr>
+        <w:tc>
+          <w:tcPr>
+            <w:tcW w:type="dxa" w:w="1530"/>
+          </w:tcPr>
+          <w:p>
+            <w:r>
+              <w:t>Lunch</w:t>
+            </w:r>
+          </w:p>
+        </w:tc>
+        <w:tc>
+          <w:tcPr>
+            <w:tcW w:type="dxa" w:w="1530"/>
+          </w:tcPr>
+          <w:p>
+            <w:r>
+              <w:t>10:50-11:20</w:t>
+            </w:r>
+          </w:p>
+        </w:tc>
+        <w:tc>
+          <w:tcPr>
+            <w:tcW w:type="dxa" w:w="1530"/>
+          </w:tcPr>
+          <w:p>
+            <w:r/>
+          </w:p>
+        </w:tc>
+        <w:tc>
+          <w:tcPr>
+            <w:tcW w:type="dxa" w:w="1530"/>
+          </w:tcPr>
+          <w:p>
+            <w:r/>
+          </w:p>
+        </w:tc>
+        <w:tc>
+          <w:tcPr>
+            <w:tcW w:type="dxa" w:w="1530"/>
+          </w:tcPr>
+          <w:p>
+            <w:r/>
+          </w:p>
+        </w:tc>
+        <w:tc>
+          <w:tcPr>
+            <w:tcW w:type="dxa" w:w="1530"/>
+          </w:tcPr>
+          <w:p>
+            <w:r/>
+          </w:p>
+        </w:tc>
+        <w:tc>
+          <w:tcPr>
+            <w:tcW w:type="dxa" w:w="1530"/>
+          </w:tcPr>
+          <w:p>
+            <w:r/>
+          </w:p>
+        </w:tc>
+        <w:tc>
+          <w:tcPr>
+            <w:tcW w:type="dxa" w:w="1530"/>
+          </w:tcPr>
+          <w:p>
+            <w:r>
+              <w:t>10:25-10:55</w:t>
+            </w:r>
+          </w:p>
+        </w:tc>
+      </w:tr>
+      <w:tr>
+        <w:tc>
+          <w:tcPr>
+            <w:tcW w:type="dxa" w:w="1530"/>
+          </w:tcPr>
+          <w:p>
+            <w:r>
+              <w:t>P5</w:t>
+            </w:r>
+          </w:p>
+        </w:tc>
+        <w:tc>
+          <w:tcPr>
+            <w:tcW w:type="dxa" w:w="1530"/>
+          </w:tcPr>
+          <w:p>
+            <w:r>
+              <w:t>11:20-12:00</w:t>
+            </w:r>
+          </w:p>
+        </w:tc>
+        <w:tc>
+          <w:tcPr>
+            <w:tcW w:type="dxa" w:w="1530"/>
+          </w:tcPr>
+          <w:p>
+            <w:r/>
+          </w:p>
+        </w:tc>
+        <w:tc>
+          <w:tcPr>
+            <w:tcW w:type="dxa" w:w="1530"/>
+          </w:tcPr>
+          <w:p>
+            <w:r>
+              <w:t>10E</w:t>
+              <w:br/>
+              <w:t>PHYSICS</w:t>
+            </w:r>
+          </w:p>
+        </w:tc>
+        <w:tc>
+          <w:tcPr>
+            <w:tcW w:type="dxa" w:w="1530"/>
+          </w:tcPr>
+          <w:p>
+            <w:r>
+              <w:t>10E</w:t>
+              <w:br/>
+              <w:t>PHYSICS</w:t>
+            </w:r>
+          </w:p>
+        </w:tc>
+        <w:tc>
+          <w:tcPr>
+            <w:tcW w:type="dxa" w:w="1530"/>
+          </w:tcPr>
+          <w:p>
+            <w:r/>
+          </w:p>
+        </w:tc>
+        <w:tc>
+          <w:tcPr>
+            <w:tcW w:type="dxa" w:w="1530"/>
+          </w:tcPr>
+          <w:p>
+            <w:r/>
+          </w:p>
+        </w:tc>
+        <w:tc>
+          <w:tcPr>
+            <w:tcW w:type="dxa" w:w="1530"/>
+          </w:tcPr>
+          <w:p>
+            <w:r>
+              <w:t>10:55-11:35</w:t>
+            </w:r>
+          </w:p>
+        </w:tc>
+      </w:tr>
+      <w:tr>
+        <w:tc>
+          <w:tcPr>
+            <w:tcW w:type="dxa" w:w="1530"/>
+          </w:tcPr>
+          <w:p>
+            <w:r>
+              <w:t>P6</w:t>
+            </w:r>
+          </w:p>
+        </w:tc>
+        <w:tc>
+          <w:tcPr>
+            <w:tcW w:type="dxa" w:w="1530"/>
+          </w:tcPr>
+          <w:p>
+            <w:r>
+              <w:t>12:00-12:40</w:t>
+            </w:r>
+          </w:p>
+        </w:tc>
+        <w:tc>
+          <w:tcPr>
+            <w:tcW w:type="dxa" w:w="1530"/>
+          </w:tcPr>
+          <w:p>
+            <w:r/>
+          </w:p>
+        </w:tc>
+        <w:tc>
+          <w:tcPr>
+            <w:tcW w:type="dxa" w:w="1530"/>
+          </w:tcPr>
+          <w:p>
+            <w:r/>
+          </w:p>
+        </w:tc>
+        <w:tc>
+          <w:tcPr>
+            <w:tcW w:type="dxa" w:w="1530"/>
+          </w:tcPr>
+          <w:p>
+            <w:r/>
+          </w:p>
+        </w:tc>
+        <w:tc>
+          <w:tcPr>
+            <w:tcW w:type="dxa" w:w="1530"/>
           </w:tcPr>
           <w:p>
             <w:r>
@@ -244,19 +660,7 @@
         </w:tc>
         <w:tc>
           <w:tcPr>
-            <w:tcW w:type="dxa" w:w="1080"/>
-          </w:tcPr>
-          <w:p>
-            <w:r>
-              <w:t>10D</w:t>
-              <w:br/>
-              <w:t>PHYSICS</w:t>
-            </w:r>
-          </w:p>
-        </w:tc>
-        <w:tc>
-          <w:tcPr>
-            <w:tcW w:type="dxa" w:w="1080"/>
+            <w:tcW w:type="dxa" w:w="1530"/>
           </w:tcPr>
           <w:p>
             <w:r/>
@@ -264,19 +668,11 @@
         </w:tc>
         <w:tc>
           <w:tcPr>
-            <w:tcW w:type="dxa" w:w="1080"/>
-          </w:tcPr>
-          <w:p>
-            <w:r/>
-          </w:p>
-        </w:tc>
-        <w:tc>
-          <w:tcPr>
-            <w:tcW w:type="dxa" w:w="1080"/>
+            <w:tcW w:type="dxa" w:w="1530"/>
           </w:tcPr>
           <w:p>
             <w:r>
-              <w:t>8:40-9:15</w:t>
+              <w:t>11:35-12:15</w:t>
             </w:r>
           </w:p>
         </w:tc>
@@ -284,35 +680,27 @@
       <w:tr>
         <w:tc>
           <w:tcPr>
-            <w:tcW w:type="dxa" w:w="1080"/>
+            <w:tcW w:type="dxa" w:w="1530"/>
           </w:tcPr>
           <w:p>
             <w:r>
-              <w:t>P3</w:t>
+              <w:t>P7</w:t>
             </w:r>
           </w:p>
         </w:tc>
         <w:tc>
           <w:tcPr>
-            <w:tcW w:type="dxa" w:w="1080"/>
+            <w:tcW w:type="dxa" w:w="1530"/>
           </w:tcPr>
           <w:p>
             <w:r>
-              <w:t>9:30-10:10</w:t>
+              <w:t>12:40-1:20</w:t>
             </w:r>
           </w:p>
         </w:tc>
         <w:tc>
           <w:tcPr>
-            <w:tcW w:type="dxa" w:w="1080"/>
-          </w:tcPr>
-          <w:p>
-            <w:r/>
-          </w:p>
-        </w:tc>
-        <w:tc>
-          <w:tcPr>
-            <w:tcW w:type="dxa" w:w="1080"/>
+            <w:tcW w:type="dxa" w:w="1530"/>
           </w:tcPr>
           <w:p>
             <w:r>
@@ -324,7 +712,19 @@
         </w:tc>
         <w:tc>
           <w:tcPr>
-            <w:tcW w:type="dxa" w:w="1080"/>
+            <w:tcW w:type="dxa" w:w="1530"/>
+          </w:tcPr>
+          <w:p>
+            <w:r>
+              <w:t>10E</w:t>
+              <w:br/>
+              <w:t>PHYSICS</w:t>
+            </w:r>
+          </w:p>
+        </w:tc>
+        <w:tc>
+          <w:tcPr>
+            <w:tcW w:type="dxa" w:w="1530"/>
           </w:tcPr>
           <w:p>
             <w:r>
@@ -336,7 +736,19 @@
         </w:tc>
         <w:tc>
           <w:tcPr>
-            <w:tcW w:type="dxa" w:w="1080"/>
+            <w:tcW w:type="dxa" w:w="1530"/>
+          </w:tcPr>
+          <w:p>
+            <w:r>
+              <w:t>9E</w:t>
+              <w:br/>
+              <w:t>PHYSICS</w:t>
+            </w:r>
+          </w:p>
+        </w:tc>
+        <w:tc>
+          <w:tcPr>
+            <w:tcW w:type="dxa" w:w="1530"/>
           </w:tcPr>
           <w:p>
             <w:r/>
@@ -344,7 +756,37 @@
         </w:tc>
         <w:tc>
           <w:tcPr>
-            <w:tcW w:type="dxa" w:w="1080"/>
+            <w:tcW w:type="dxa" w:w="1530"/>
+          </w:tcPr>
+          <w:p>
+            <w:r/>
+          </w:p>
+        </w:tc>
+      </w:tr>
+      <w:tr>
+        <w:tc>
+          <w:tcPr>
+            <w:tcW w:type="dxa" w:w="1530"/>
+          </w:tcPr>
+          <w:p>
+            <w:r>
+              <w:t>P8</w:t>
+            </w:r>
+          </w:p>
+        </w:tc>
+        <w:tc>
+          <w:tcPr>
+            <w:tcW w:type="dxa" w:w="1530"/>
+          </w:tcPr>
+          <w:p>
+            <w:r>
+              <w:t>1:20-2:00</w:t>
+            </w:r>
+          </w:p>
+        </w:tc>
+        <w:tc>
+          <w:tcPr>
+            <w:tcW w:type="dxa" w:w="1530"/>
           </w:tcPr>
           <w:p>
             <w:r>
@@ -356,63 +798,7 @@
         </w:tc>
         <w:tc>
           <w:tcPr>
-            <w:tcW w:type="dxa" w:w="1080"/>
-          </w:tcPr>
-          <w:p>
-            <w:r>
-              <w:t>9:15-9:50</w:t>
-            </w:r>
-          </w:p>
-        </w:tc>
-      </w:tr>
-      <w:tr>
-        <w:tc>
-          <w:tcPr>
-            <w:tcW w:type="dxa" w:w="1080"/>
-          </w:tcPr>
-          <w:p>
-            <w:r>
-              <w:t>P4</w:t>
-            </w:r>
-          </w:p>
-        </w:tc>
-        <w:tc>
-          <w:tcPr>
-            <w:tcW w:type="dxa" w:w="1080"/>
-          </w:tcPr>
-          <w:p>
-            <w:r>
-              <w:t>10:10-10:50</w:t>
-            </w:r>
-          </w:p>
-        </w:tc>
-        <w:tc>
-          <w:tcPr>
-            <w:tcW w:type="dxa" w:w="1080"/>
-          </w:tcPr>
-          <w:p>
-            <w:r/>
-          </w:p>
-        </w:tc>
-        <w:tc>
-          <w:tcPr>
-            <w:tcW w:type="dxa" w:w="1080"/>
-          </w:tcPr>
-          <w:p>
-            <w:r/>
-          </w:p>
-        </w:tc>
-        <w:tc>
-          <w:tcPr>
-            <w:tcW w:type="dxa" w:w="1080"/>
-          </w:tcPr>
-          <w:p>
-            <w:r/>
-          </w:p>
-        </w:tc>
-        <w:tc>
-          <w:tcPr>
-            <w:tcW w:type="dxa" w:w="1080"/>
+            <w:tcW w:type="dxa" w:w="1530"/>
           </w:tcPr>
           <w:p>
             <w:r>
@@ -424,51 +810,7 @@
         </w:tc>
         <w:tc>
           <w:tcPr>
-            <w:tcW w:type="dxa" w:w="1080"/>
-          </w:tcPr>
-          <w:p>
-            <w:r>
-              <w:t>10E</w:t>
-              <w:br/>
-              <w:t>PHYSICS</w:t>
-            </w:r>
-          </w:p>
-        </w:tc>
-        <w:tc>
-          <w:tcPr>
-            <w:tcW w:type="dxa" w:w="1080"/>
-          </w:tcPr>
-          <w:p>
-            <w:r>
-              <w:t>9:50-10:25</w:t>
-            </w:r>
-          </w:p>
-        </w:tc>
-      </w:tr>
-      <w:tr>
-        <w:tc>
-          <w:tcPr>
-            <w:tcW w:type="dxa" w:w="1080"/>
-          </w:tcPr>
-          <w:p>
-            <w:r>
-              <w:t>P5</w:t>
-            </w:r>
-          </w:p>
-        </w:tc>
-        <w:tc>
-          <w:tcPr>
-            <w:tcW w:type="dxa" w:w="1080"/>
-          </w:tcPr>
-          <w:p>
-            <w:r>
-              <w:t>10:50-11:30</w:t>
-            </w:r>
-          </w:p>
-        </w:tc>
-        <w:tc>
-          <w:tcPr>
-            <w:tcW w:type="dxa" w:w="1080"/>
+            <w:tcW w:type="dxa" w:w="1530"/>
           </w:tcPr>
           <w:p>
             <w:r/>
@@ -476,7 +818,7 @@
         </w:tc>
         <w:tc>
           <w:tcPr>
-            <w:tcW w:type="dxa" w:w="1080"/>
+            <w:tcW w:type="dxa" w:w="1530"/>
           </w:tcPr>
           <w:p>
             <w:r/>
@@ -484,7 +826,7 @@
         </w:tc>
         <w:tc>
           <w:tcPr>
-            <w:tcW w:type="dxa" w:w="1080"/>
+            <w:tcW w:type="dxa" w:w="1530"/>
           </w:tcPr>
           <w:p>
             <w:r/>
@@ -492,327 +834,7 @@
         </w:tc>
         <w:tc>
           <w:tcPr>
-            <w:tcW w:type="dxa" w:w="1080"/>
-          </w:tcPr>
-          <w:p>
-            <w:r/>
-          </w:p>
-        </w:tc>
-        <w:tc>
-          <w:tcPr>
-            <w:tcW w:type="dxa" w:w="1080"/>
-          </w:tcPr>
-          <w:p>
-            <w:r>
-              <w:t>Lunch</w:t>
-            </w:r>
-          </w:p>
-        </w:tc>
-        <w:tc>
-          <w:tcPr>
-            <w:tcW w:type="dxa" w:w="1080"/>
-          </w:tcPr>
-          <w:p>
-            <w:r>
-              <w:t>10:55-11:35</w:t>
-            </w:r>
-          </w:p>
-        </w:tc>
-      </w:tr>
-      <w:tr>
-        <w:tc>
-          <w:tcPr>
-            <w:tcW w:type="dxa" w:w="1080"/>
-          </w:tcPr>
-          <w:p>
-            <w:r>
-              <w:t>Lunch</w:t>
-            </w:r>
-          </w:p>
-        </w:tc>
-        <w:tc>
-          <w:tcPr>
-            <w:tcW w:type="dxa" w:w="1080"/>
-          </w:tcPr>
-          <w:p>
-            <w:r>
-              <w:t>11:30-12:00</w:t>
-            </w:r>
-          </w:p>
-        </w:tc>
-        <w:tc>
-          <w:tcPr>
-            <w:tcW w:type="dxa" w:w="1080"/>
-          </w:tcPr>
-          <w:p>
-            <w:r/>
-          </w:p>
-        </w:tc>
-        <w:tc>
-          <w:tcPr>
-            <w:tcW w:type="dxa" w:w="1080"/>
-          </w:tcPr>
-          <w:p>
-            <w:r/>
-          </w:p>
-        </w:tc>
-        <w:tc>
-          <w:tcPr>
-            <w:tcW w:type="dxa" w:w="1080"/>
-          </w:tcPr>
-          <w:p>
-            <w:r/>
-          </w:p>
-        </w:tc>
-        <w:tc>
-          <w:tcPr>
-            <w:tcW w:type="dxa" w:w="1080"/>
-          </w:tcPr>
-          <w:p>
-            <w:r/>
-          </w:p>
-        </w:tc>
-        <w:tc>
-          <w:tcPr>
-            <w:tcW w:type="dxa" w:w="1080"/>
-          </w:tcPr>
-          <w:p>
-            <w:r/>
-          </w:p>
-        </w:tc>
-        <w:tc>
-          <w:tcPr>
-            <w:tcW w:type="dxa" w:w="1080"/>
-          </w:tcPr>
-          <w:p>
-            <w:r>
-              <w:t>10:25-10:55</w:t>
-            </w:r>
-          </w:p>
-        </w:tc>
-      </w:tr>
-      <w:tr>
-        <w:tc>
-          <w:tcPr>
-            <w:tcW w:type="dxa" w:w="1080"/>
-          </w:tcPr>
-          <w:p>
-            <w:r>
-              <w:t>P6</w:t>
-            </w:r>
-          </w:p>
-        </w:tc>
-        <w:tc>
-          <w:tcPr>
-            <w:tcW w:type="dxa" w:w="1080"/>
-          </w:tcPr>
-          <w:p>
-            <w:r>
-              <w:t>12:00-12:40</w:t>
-            </w:r>
-          </w:p>
-        </w:tc>
-        <w:tc>
-          <w:tcPr>
-            <w:tcW w:type="dxa" w:w="1080"/>
-          </w:tcPr>
-          <w:p>
-            <w:r/>
-          </w:p>
-        </w:tc>
-        <w:tc>
-          <w:tcPr>
-            <w:tcW w:type="dxa" w:w="1080"/>
-          </w:tcPr>
-          <w:p>
-            <w:r/>
-          </w:p>
-        </w:tc>
-        <w:tc>
-          <w:tcPr>
-            <w:tcW w:type="dxa" w:w="1080"/>
-          </w:tcPr>
-          <w:p>
-            <w:r/>
-          </w:p>
-        </w:tc>
-        <w:tc>
-          <w:tcPr>
-            <w:tcW w:type="dxa" w:w="1080"/>
-          </w:tcPr>
-          <w:p>
-            <w:r>
-              <w:t>10E</w:t>
-              <w:br/>
-              <w:t>PHYSICS</w:t>
-            </w:r>
-          </w:p>
-        </w:tc>
-        <w:tc>
-          <w:tcPr>
-            <w:tcW w:type="dxa" w:w="1080"/>
-          </w:tcPr>
-          <w:p>
-            <w:r/>
-          </w:p>
-        </w:tc>
-        <w:tc>
-          <w:tcPr>
-            <w:tcW w:type="dxa" w:w="1080"/>
-          </w:tcPr>
-          <w:p>
-            <w:r>
-              <w:t>11:35-12:15</w:t>
-            </w:r>
-          </w:p>
-        </w:tc>
-      </w:tr>
-      <w:tr>
-        <w:tc>
-          <w:tcPr>
-            <w:tcW w:type="dxa" w:w="1080"/>
-          </w:tcPr>
-          <w:p>
-            <w:r>
-              <w:t>P7</w:t>
-            </w:r>
-          </w:p>
-        </w:tc>
-        <w:tc>
-          <w:tcPr>
-            <w:tcW w:type="dxa" w:w="1080"/>
-          </w:tcPr>
-          <w:p>
-            <w:r>
-              <w:t>12:40-1:20</w:t>
-            </w:r>
-          </w:p>
-        </w:tc>
-        <w:tc>
-          <w:tcPr>
-            <w:tcW w:type="dxa" w:w="1080"/>
-          </w:tcPr>
-          <w:p>
-            <w:r/>
-          </w:p>
-        </w:tc>
-        <w:tc>
-          <w:tcPr>
-            <w:tcW w:type="dxa" w:w="1080"/>
-          </w:tcPr>
-          <w:p>
-            <w:r>
-              <w:t>10E</w:t>
-              <w:br/>
-              <w:t>PHYSICS</w:t>
-            </w:r>
-          </w:p>
-        </w:tc>
-        <w:tc>
-          <w:tcPr>
-            <w:tcW w:type="dxa" w:w="1080"/>
-          </w:tcPr>
-          <w:p>
-            <w:r/>
-          </w:p>
-        </w:tc>
-        <w:tc>
-          <w:tcPr>
-            <w:tcW w:type="dxa" w:w="1080"/>
-          </w:tcPr>
-          <w:p>
-            <w:r/>
-          </w:p>
-        </w:tc>
-        <w:tc>
-          <w:tcPr>
-            <w:tcW w:type="dxa" w:w="1080"/>
-          </w:tcPr>
-          <w:p>
-            <w:r/>
-          </w:p>
-        </w:tc>
-        <w:tc>
-          <w:tcPr>
-            <w:tcW w:type="dxa" w:w="1080"/>
-          </w:tcPr>
-          <w:p>
-            <w:r/>
-          </w:p>
-        </w:tc>
-      </w:tr>
-      <w:tr>
-        <w:tc>
-          <w:tcPr>
-            <w:tcW w:type="dxa" w:w="1080"/>
-          </w:tcPr>
-          <w:p>
-            <w:r>
-              <w:t>P8</w:t>
-            </w:r>
-          </w:p>
-        </w:tc>
-        <w:tc>
-          <w:tcPr>
-            <w:tcW w:type="dxa" w:w="1080"/>
-          </w:tcPr>
-          <w:p>
-            <w:r>
-              <w:t>1:20-2:00</w:t>
-            </w:r>
-          </w:p>
-        </w:tc>
-        <w:tc>
-          <w:tcPr>
-            <w:tcW w:type="dxa" w:w="1080"/>
-          </w:tcPr>
-          <w:p>
-            <w:r/>
-          </w:p>
-        </w:tc>
-        <w:tc>
-          <w:tcPr>
-            <w:tcW w:type="dxa" w:w="1080"/>
-          </w:tcPr>
-          <w:p>
-            <w:r>
-              <w:t>9E</w:t>
-              <w:br/>
-              <w:t>PHYSICS</w:t>
-            </w:r>
-          </w:p>
-        </w:tc>
-        <w:tc>
-          <w:tcPr>
-            <w:tcW w:type="dxa" w:w="1080"/>
-          </w:tcPr>
-          <w:p>
-            <w:r>
-              <w:t>10E</w:t>
-              <w:br/>
-              <w:t>PHYSICS</w:t>
-            </w:r>
-          </w:p>
-        </w:tc>
-        <w:tc>
-          <w:tcPr>
-            <w:tcW w:type="dxa" w:w="1080"/>
-          </w:tcPr>
-          <w:p>
-            <w:r/>
-          </w:p>
-        </w:tc>
-        <w:tc>
-          <w:tcPr>
-            <w:tcW w:type="dxa" w:w="1080"/>
-          </w:tcPr>
-          <w:p>
-            <w:r/>
-          </w:p>
-        </w:tc>
-        <w:tc>
-          <w:tcPr>
-            <w:tcW w:type="dxa" w:w="1080"/>
+            <w:tcW w:type="dxa" w:w="1530"/>
           </w:tcPr>
           <w:p>
             <w:r/>
@@ -821,7 +843,7 @@
       </w:tr>
     </w:tbl>
     <w:sectPr>
-      <w:pgSz w:w="12240" w:h="15840"/>
+      <w:pgSz w:w="15840" w:h="12240" w:orient="landscape"/>
       <w:pgMar w:top="1440" w:right="1800" w:bottom="1440" w:left="1800" w:header="720" w:footer="720" w:gutter="0"/>
       <w:cols w:space="720"/>
       <w:docGrid w:linePitch="360"/>

--- a/KIRAN HUSNAIN_timetable.docx
+++ b/KIRAN HUSNAIN_timetable.docx
@@ -251,7 +251,11 @@
             <w:tcW w:type="dxa" w:w="1530"/>
           </w:tcPr>
           <w:p>
-            <w:r/>
+            <w:r>
+              <w:t>10E</w:t>
+              <w:br/>
+              <w:t>PHYSICS</w:t>
+            </w:r>
           </w:p>
         </w:tc>
         <w:tc>
@@ -789,11 +793,7 @@
             <w:tcW w:type="dxa" w:w="1530"/>
           </w:tcPr>
           <w:p>
-            <w:r>
-              <w:t>10E</w:t>
-              <w:br/>
-              <w:t>PHYSICS</w:t>
-            </w:r>
+            <w:r/>
           </w:p>
         </w:tc>
         <w:tc>

--- a/KIRAN HUSNAIN_timetable.docx
+++ b/KIRAN HUSNAIN_timetable.docx
@@ -639,7 +639,11 @@
             <w:tcW w:type="dxa" w:w="1530"/>
           </w:tcPr>
           <w:p>
-            <w:r/>
+            <w:r>
+              <w:t>10E</w:t>
+              <w:br/>
+              <w:t>PHYSICS</w:t>
+            </w:r>
           </w:p>
         </w:tc>
         <w:tc>
@@ -719,11 +723,7 @@
             <w:tcW w:type="dxa" w:w="1530"/>
           </w:tcPr>
           <w:p>
-            <w:r>
-              <w:t>10E</w:t>
-              <w:br/>
-              <w:t>PHYSICS</w:t>
-            </w:r>
+            <w:r/>
           </w:p>
         </w:tc>
         <w:tc>

--- a/KIRAN HUSNAIN_timetable.docx
+++ b/KIRAN HUSNAIN_timetable.docx
@@ -211,7 +211,11 @@
             <w:tcW w:type="dxa" w:w="1530"/>
           </w:tcPr>
           <w:p>
-            <w:r/>
+            <w:r>
+              <w:t>9E</w:t>
+              <w:br/>
+              <w:t>PHYSICS</w:t>
+            </w:r>
           </w:p>
         </w:tc>
         <w:tc>
@@ -251,18 +255,6 @@
             <w:tcW w:type="dxa" w:w="1530"/>
           </w:tcPr>
           <w:p>
-            <w:r>
-              <w:t>10E</w:t>
-              <w:br/>
-              <w:t>PHYSICS</w:t>
-            </w:r>
-          </w:p>
-        </w:tc>
-        <w:tc>
-          <w:tcPr>
-            <w:tcW w:type="dxa" w:w="1530"/>
-          </w:tcPr>
-          <w:p>
             <w:r/>
           </w:p>
         </w:tc>
@@ -292,6 +284,18 @@
           </w:tcPr>
           <w:p>
             <w:r/>
+          </w:p>
+        </w:tc>
+        <w:tc>
+          <w:tcPr>
+            <w:tcW w:type="dxa" w:w="1530"/>
+          </w:tcPr>
+          <w:p>
+            <w:r>
+              <w:t>9B</w:t>
+              <w:br/>
+              <w:t>PHYSICS</w:t>
+            </w:r>
           </w:p>
         </w:tc>
         <w:tc>
@@ -339,7 +343,11 @@
             <w:tcW w:type="dxa" w:w="1530"/>
           </w:tcPr>
           <w:p>
-            <w:r/>
+            <w:r>
+              <w:t>9E</w:t>
+              <w:br/>
+              <w:t>PHYSICS</w:t>
+            </w:r>
           </w:p>
         </w:tc>
         <w:tc>
@@ -355,11 +363,7 @@
             <w:tcW w:type="dxa" w:w="1530"/>
           </w:tcPr>
           <w:p>
-            <w:r>
-              <w:t>10E</w:t>
-              <w:br/>
-              <w:t>PHYSICS</w:t>
-            </w:r>
+            <w:r/>
           </w:p>
         </w:tc>
         <w:tc>
@@ -415,7 +419,11 @@
             <w:tcW w:type="dxa" w:w="1530"/>
           </w:tcPr>
           <w:p>
-            <w:r/>
+            <w:r>
+              <w:t>9E</w:t>
+              <w:br/>
+              <w:t>PHYSICS</w:t>
+            </w:r>
           </w:p>
         </w:tc>
         <w:tc>
@@ -559,11 +567,7 @@
             <w:tcW w:type="dxa" w:w="1530"/>
           </w:tcPr>
           <w:p>
-            <w:r>
-              <w:t>10E</w:t>
-              <w:br/>
-              <w:t>PHYSICS</w:t>
-            </w:r>
+            <w:r/>
           </w:p>
         </w:tc>
         <w:tc>
@@ -571,11 +575,7 @@
             <w:tcW w:type="dxa" w:w="1530"/>
           </w:tcPr>
           <w:p>
-            <w:r>
-              <w:t>10E</w:t>
-              <w:br/>
-              <w:t>PHYSICS</w:t>
-            </w:r>
+            <w:r/>
           </w:p>
         </w:tc>
         <w:tc>
@@ -640,7 +640,7 @@
           </w:tcPr>
           <w:p>
             <w:r>
-              <w:t>10E</w:t>
+              <w:t>9B</w:t>
               <w:br/>
               <w:t>PHYSICS</w:t>
             </w:r>
@@ -651,7 +651,11 @@
             <w:tcW w:type="dxa" w:w="1530"/>
           </w:tcPr>
           <w:p>
-            <w:r/>
+            <w:r>
+              <w:t>9B</w:t>
+              <w:br/>
+              <w:t>PHYSICS</w:t>
+            </w:r>
           </w:p>
         </w:tc>
         <w:tc>
@@ -711,8 +715,16 @@
             <w:tcW w:type="dxa" w:w="1530"/>
           </w:tcPr>
           <w:p>
+            <w:r/>
+          </w:p>
+        </w:tc>
+        <w:tc>
+          <w:tcPr>
+            <w:tcW w:type="dxa" w:w="1530"/>
+          </w:tcPr>
+          <w:p>
             <w:r>
-              <w:t>9E</w:t>
+              <w:t>9B</w:t>
               <w:br/>
               <w:t>PHYSICS</w:t>
             </w:r>
@@ -731,23 +743,7 @@
             <w:tcW w:type="dxa" w:w="1530"/>
           </w:tcPr>
           <w:p>
-            <w:r>
-              <w:t>9E</w:t>
-              <w:br/>
-              <w:t>PHYSICS</w:t>
-            </w:r>
-          </w:p>
-        </w:tc>
-        <w:tc>
-          <w:tcPr>
-            <w:tcW w:type="dxa" w:w="1530"/>
-          </w:tcPr>
-          <w:p>
-            <w:r>
-              <w:t>9E</w:t>
-              <w:br/>
-              <w:t>PHYSICS</w:t>
-            </w:r>
+            <w:r/>
           </w:p>
         </w:tc>
         <w:tc>
@@ -801,6 +797,14 @@
             <w:tcW w:type="dxa" w:w="1530"/>
           </w:tcPr>
           <w:p>
+            <w:r/>
+          </w:p>
+        </w:tc>
+        <w:tc>
+          <w:tcPr>
+            <w:tcW w:type="dxa" w:w="1530"/>
+          </w:tcPr>
+          <w:p>
             <w:r>
               <w:t>9E</w:t>
               <w:br/>
@@ -813,15 +817,11 @@
             <w:tcW w:type="dxa" w:w="1530"/>
           </w:tcPr>
           <w:p>
-            <w:r/>
-          </w:p>
-        </w:tc>
-        <w:tc>
-          <w:tcPr>
-            <w:tcW w:type="dxa" w:w="1530"/>
-          </w:tcPr>
-          <w:p>
-            <w:r/>
+            <w:r>
+              <w:t>9B</w:t>
+              <w:br/>
+              <w:t>PHYSICS</w:t>
+            </w:r>
           </w:p>
         </w:tc>
         <w:tc>
